--- a/基于Spring Cloud的校园兼职平台的设计与实现-4月21.docx
+++ b/基于Spring Cloud的校园兼职平台的设计与实现-4月21.docx
@@ -8896,14 +8896,18 @@
           <w:rFonts w:eastAsia="宋体"/>
           <w:sz w:val="24"/>
         </w:rPr>
-        <w:t>等非正规渠道，信息覆盖面有限且更新不及时。其次，信息真实性难以保障，部分不法分子利用学生急于求职的心理发布虚假招聘信息，导致学生遭受经济损失甚至人身安全威胁。此外，薪资纠纷频发，由于缺乏规范的合同约束和第三方监管，学生与雇主之间的薪资支付争议屡见不鲜。最后，缺乏统一的评价体系和信用机制，使得优质雇主和学生难以建立长期稳定的合作关系。</w:t>
-      </w:r>
-      <w:r>
-        <w:rPr>
-          <w:rFonts w:eastAsia="宋体"/>
-          <w:sz w:val="24"/>
+        <w:t>等非正规渠道，信息覆盖面有限且更新不及时。其次，信息真实性难以保障，部分不法分子利用学生急于求职的心理发布虚假招聘信息，导致学生遭受经济损失甚至人身安全威胁。此外，薪资纠纷频发，由于缺乏规范的合同约束和第三方监管，学生与雇主之间的薪资支付争议屡见不鲜。最后，缺乏统一的评价体系和信用机制，使得优质雇主和学生难以建立长期稳定的合作关系</w:t>
+      </w:r>
+      <w:r>
+        <w:rPr>
+          <w:rFonts w:eastAsia="宋体"/>
+          <w:sz w:val="24"/>
+          <w:vertAlign w:val="superscript"/>
         </w:rPr>
         <w:t>[1]</w:t>
+      </w:r>
+      <w:r>
+        <w:t xml:space="preserve">。</w:t>
       </w:r>
     </w:p>
     <w:p>
@@ -8974,14 +8978,18 @@
           <w:rFonts w:eastAsia="宋体"/>
           <w:sz w:val="24"/>
         </w:rPr>
-        <w:t>微服务架构设计并实现校园兼职平台，既能满足平台的功能需求和性能要求，又能为校园信息化建设提供技术参考和实践范例。</w:t>
-      </w:r>
-      <w:r>
-        <w:rPr>
-          <w:rFonts w:eastAsia="宋体"/>
-          <w:sz w:val="24"/>
+        <w:t>微服务架构设计并实现校园兼职平台，既能满足平台的功能需求和性能要求，又能为校园信息化建设提供技术参考和实践范例</w:t>
+      </w:r>
+      <w:r>
+        <w:rPr>
+          <w:rFonts w:eastAsia="宋体"/>
+          <w:sz w:val="24"/>
+          <w:vertAlign w:val="superscript"/>
         </w:rPr>
         <w:t>[2][3]</w:t>
+      </w:r>
+      <w:r>
+        <w:t xml:space="preserve">。</w:t>
       </w:r>
     </w:p>
     <w:p>
@@ -9212,14 +9220,18 @@
           <w:rFonts w:eastAsia="宋体"/>
           <w:sz w:val="24"/>
         </w:rPr>
-        <w:t>架构，基于前后端分离的开发模式，支持多角色访问和多终端使用。根据不同用户群体的需求，平台划分为三个核心功能端：学生端、雇主端和管理端。</w:t>
-      </w:r>
-      <w:r>
-        <w:rPr>
-          <w:rFonts w:eastAsia="宋体"/>
-          <w:sz w:val="24"/>
+        <w:t>架构，基于前后端分离的开发模式，支持多角色访问和多终端使用。根据不同用户群体的需求，平台划分为三个核心功能端：学生端、雇主端和管理端</w:t>
+      </w:r>
+      <w:r>
+        <w:rPr>
+          <w:rFonts w:eastAsia="宋体"/>
+          <w:sz w:val="24"/>
+          <w:vertAlign w:val="superscript"/>
         </w:rPr>
         <w:t>[4][5]</w:t>
+      </w:r>
+      <w:r>
+        <w:t xml:space="preserve">。</w:t>
       </w:r>
     </w:p>
     <w:p>
@@ -10293,14 +10305,18 @@
           <w:rFonts w:eastAsia="宋体"/>
           <w:sz w:val="24"/>
         </w:rPr>
-        <w:t>通过抽象底层基础设施细节，使开发者能够专注于业务逻辑的实现，大大降低了微服务架构的学习门槛和开发成本。</w:t>
-      </w:r>
-      <w:r>
-        <w:rPr>
-          <w:rFonts w:eastAsia="宋体"/>
-          <w:sz w:val="24"/>
+        <w:t>通过抽象底层基础设施细节，使开发者能够专注于业务逻辑的实现，大大降低了微服务架构的学习门槛和开发成本</w:t>
+      </w:r>
+      <w:r>
+        <w:rPr>
+          <w:rFonts w:eastAsia="宋体"/>
+          <w:sz w:val="24"/>
+          <w:vertAlign w:val="superscript"/>
         </w:rPr>
         <w:t>[6]</w:t>
+      </w:r>
+      <w:r>
+        <w:t xml:space="preserve">。</w:t>
       </w:r>
     </w:p>
     <w:p>
@@ -10441,14 +10457,18 @@
           <w:rFonts w:eastAsia="宋体"/>
           <w:sz w:val="24"/>
         </w:rPr>
-        <w:t>实现声明式的服务间调用，有效降低了服务间通信的复杂度。这种架构设计使得各服务可以独立开发、独立部署、独立扩展，提高了系统的可维护性和可扩展性。</w:t>
-      </w:r>
-      <w:r>
-        <w:rPr>
-          <w:rFonts w:eastAsia="宋体"/>
-          <w:sz w:val="24"/>
+        <w:t>实现声明式的服务间调用，有效降低了服务间通信的复杂度。这种架构设计使得各服务可以独立开发、独立部署、独立扩展，提高了系统的可维护性和可扩展性</w:t>
+      </w:r>
+      <w:r>
+        <w:rPr>
+          <w:rFonts w:eastAsia="宋体"/>
+          <w:sz w:val="24"/>
+          <w:vertAlign w:val="superscript"/>
         </w:rPr>
         <w:t>[7]</w:t>
+      </w:r>
+      <w:r>
+        <w:t xml:space="preserve">。</w:t>
       </w:r>
     </w:p>
     <w:p>
@@ -10919,14 +10939,18 @@
           <w:rFonts w:eastAsia="宋体"/>
           <w:sz w:val="24"/>
         </w:rPr>
-        <w:t>）实现用户身份的验证和传递。</w:t>
-      </w:r>
-      <w:r>
-        <w:rPr>
-          <w:rFonts w:eastAsia="宋体"/>
-          <w:sz w:val="24"/>
+        <w:t>）实现用户身份的验证和传递</w:t>
+      </w:r>
+      <w:r>
+        <w:rPr>
+          <w:rFonts w:eastAsia="宋体"/>
+          <w:sz w:val="24"/>
+          <w:vertAlign w:val="superscript"/>
         </w:rPr>
         <w:t>[8]</w:t>
+      </w:r>
+      <w:r>
+        <w:t xml:space="preserve">。</w:t>
       </w:r>
     </w:p>
     <w:p>
@@ -11197,14 +11221,18 @@
           <w:rFonts w:eastAsia="宋体"/>
           <w:sz w:val="24"/>
         </w:rPr>
-        <w:t>风格和良好的交互体验。</w:t>
-      </w:r>
-      <w:r>
-        <w:rPr>
-          <w:rFonts w:eastAsia="宋体"/>
-          <w:sz w:val="24"/>
+        <w:t>风格和良好的交互体验</w:t>
+      </w:r>
+      <w:r>
+        <w:rPr>
+          <w:rFonts w:eastAsia="宋体"/>
+          <w:sz w:val="24"/>
+          <w:vertAlign w:val="superscript"/>
         </w:rPr>
         <w:t>[9]</w:t>
+      </w:r>
+      <w:r>
+        <w:t xml:space="preserve">。</w:t>
       </w:r>
     </w:p>
     <w:p>
@@ -11426,14 +11454,18 @@
           <w:rFonts w:eastAsia="宋体"/>
           <w:sz w:val="24"/>
         </w:rPr>
-        <w:t>操作、分页插件、代码生成器等实用功能，大幅减少了持久层代码的编写量。</w:t>
-      </w:r>
-      <w:r>
-        <w:rPr>
-          <w:rFonts w:eastAsia="宋体"/>
-          <w:sz w:val="24"/>
+        <w:t>操作、分页插件、代码生成器等实用功能，大幅减少了持久层代码的编写量</w:t>
+      </w:r>
+      <w:r>
+        <w:rPr>
+          <w:rFonts w:eastAsia="宋体"/>
+          <w:sz w:val="24"/>
+          <w:vertAlign w:val="superscript"/>
         </w:rPr>
         <w:t>[10]</w:t>
+      </w:r>
+      <w:r>
+        <w:t xml:space="preserve">。</w:t>
       </w:r>
     </w:p>
     <w:p>
@@ -11683,14 +11715,18 @@
           <w:rFonts w:eastAsia="宋体"/>
           <w:sz w:val="24"/>
         </w:rPr>
-        <w:t>发挥了多方面的重要作用。</w:t>
-      </w:r>
-      <w:r>
-        <w:rPr>
-          <w:rFonts w:eastAsia="宋体"/>
-          <w:sz w:val="24"/>
+        <w:t>发挥了多方面的重要作用</w:t>
+      </w:r>
+      <w:r>
+        <w:rPr>
+          <w:rFonts w:eastAsia="宋体"/>
+          <w:sz w:val="24"/>
+          <w:vertAlign w:val="superscript"/>
         </w:rPr>
         <w:t>[11]</w:t>
+      </w:r>
+      <w:r>
+        <w:t xml:space="preserve">。</w:t>
       </w:r>
     </w:p>
     <w:p>
@@ -11922,14 +11958,18 @@
           <w:rFonts w:eastAsia="宋体"/>
           <w:sz w:val="24"/>
         </w:rPr>
-        <w:t>同时承担了服务注册中心和配置中心的双重角色。</w:t>
-      </w:r>
-      <w:r>
-        <w:rPr>
-          <w:rFonts w:eastAsia="宋体"/>
-          <w:sz w:val="24"/>
+        <w:t>同时承担了服务注册中心和配置中心的双重角色</w:t>
+      </w:r>
+      <w:r>
+        <w:rPr>
+          <w:rFonts w:eastAsia="宋体"/>
+          <w:sz w:val="24"/>
+          <w:vertAlign w:val="superscript"/>
         </w:rPr>
         <w:t>[12]</w:t>
+      </w:r>
+      <w:r>
+        <w:t xml:space="preserve">。</w:t>
       </w:r>
     </w:p>
     <w:p>
@@ -12286,14 +12326,18 @@
           <w:rFonts w:eastAsia="宋体"/>
           <w:sz w:val="24"/>
         </w:rPr>
-        <w:t>作为缓存和分布式锁的实现工具。整体技术栈均为业界成熟方案，具备充分的技术实现基础和丰富的参考资料。</w:t>
-      </w:r>
-      <w:r>
-        <w:rPr>
-          <w:rFonts w:eastAsia="宋体"/>
-          <w:sz w:val="24"/>
+        <w:t>作为缓存和分布式锁的实现工具。整体技术栈均为业界成熟方案，具备充分的技术实现基础和丰富的参考资料</w:t>
+      </w:r>
+      <w:r>
+        <w:rPr>
+          <w:rFonts w:eastAsia="宋体"/>
+          <w:sz w:val="24"/>
+          <w:vertAlign w:val="superscript"/>
         </w:rPr>
         <w:t>[13]</w:t>
+      </w:r>
+      <w:r>
+        <w:t xml:space="preserve">。</w:t>
       </w:r>
     </w:p>
     <w:p>
@@ -14304,14 +14348,18 @@
           <w:rFonts w:eastAsia="宋体"/>
           <w:sz w:val="24"/>
         </w:rPr>
-        <w:t>）。</w:t>
-      </w:r>
-      <w:r>
-        <w:rPr>
-          <w:rFonts w:eastAsia="宋体"/>
-          <w:sz w:val="24"/>
+        <w:t>）</w:t>
+      </w:r>
+      <w:r>
+        <w:rPr>
+          <w:rFonts w:eastAsia="宋体"/>
+          <w:sz w:val="24"/>
+          <w:vertAlign w:val="superscript"/>
         </w:rPr>
         <w:t>[14]</w:t>
+      </w:r>
+      <w:r>
+        <w:t xml:space="preserve">。</w:t>
       </w:r>
     </w:p>
     <w:p>
@@ -29983,14 +30031,18 @@
           <w:rFonts w:eastAsia="宋体"/>
           <w:sz w:val="24"/>
         </w:rPr>
-        <w:t>软件测试是软件开发生命周期中不可或缺的重要环节，其核心目的是通过系统化的方法发现软件中存在的缺陷和问题，验证软件是否满足需求规格说明书中规定的功能和性能要求。在本项目中，系统功能测试采用黑盒测试方法，即在不关注软件内部代码实现细节的前提下，根据系统的功能需求规格设计测试用例，通过输入不同的测试数据验证系统的输出是否符合预期。</w:t>
-      </w:r>
-      <w:r>
-        <w:rPr>
-          <w:rFonts w:eastAsia="宋体"/>
-          <w:sz w:val="24"/>
+        <w:t>软件测试是软件开发生命周期中不可或缺的重要环节，其核心目的是通过系统化的方法发现软件中存在的缺陷和问题，验证软件是否满足需求规格说明书中规定的功能和性能要求。在本项目中，系统功能测试采用黑盒测试方法，即在不关注软件内部代码实现细节的前提下，根据系统的功能需求规格设计测试用例，通过输入不同的测试数据验证系统的输出是否符合预期</w:t>
+      </w:r>
+      <w:r>
+        <w:rPr>
+          <w:rFonts w:eastAsia="宋体"/>
+          <w:sz w:val="24"/>
+          <w:vertAlign w:val="superscript"/>
         </w:rPr>
         <w:t>[15]</w:t>
+      </w:r>
+      <w:r>
+        <w:t xml:space="preserve">。</w:t>
       </w:r>
     </w:p>
     <w:p>
@@ -30042,14 +30094,18 @@
           <w:rFonts w:eastAsia="宋体"/>
           <w:sz w:val="24"/>
         </w:rPr>
-        <w:t>本系统采用功能测试（黑盒测试）作为主要的测试方法。功能测试的核心思想是将软件视为一个黑盒子，测试人员根据软件的功能需求设计测试用例，通过输入特定的测试数据驱动软件运行，然后检查实际输出结果是否与预期结果一致。</w:t>
-      </w:r>
-      <w:r>
-        <w:rPr>
-          <w:rFonts w:eastAsia="宋体"/>
-          <w:sz w:val="24"/>
+        <w:t>本系统采用功能测试（黑盒测试）作为主要的测试方法。功能测试的核心思想是将软件视为一个黑盒子，测试人员根据软件的功能需求设计测试用例，通过输入特定的测试数据驱动软件运行，然后检查实际输出结果是否与预期结果一致</w:t>
+      </w:r>
+      <w:r>
+        <w:rPr>
+          <w:rFonts w:eastAsia="宋体"/>
+          <w:sz w:val="24"/>
+          <w:vertAlign w:val="superscript"/>
         </w:rPr>
         <w:t>[16]</w:t>
+      </w:r>
+      <w:r>
+        <w:t xml:space="preserve">。</w:t>
       </w:r>
     </w:p>
     <w:p>

--- a/基于Spring Cloud的校园兼职平台的设计与实现-4月21.docx
+++ b/基于Spring Cloud的校园兼职平台的设计与实现-4月21.docx
@@ -8986,7 +8986,7 @@
           <w:sz w:val="24"/>
           <w:vertAlign w:val="superscript"/>
         </w:rPr>
-        <w:t>[2][3]</w:t>
+        <w:t>[2-3]</w:t>
       </w:r>
       <w:r>
         <w:t xml:space="preserve">。</w:t>
@@ -9228,7 +9228,7 @@
           <w:sz w:val="24"/>
           <w:vertAlign w:val="superscript"/>
         </w:rPr>
-        <w:t>[4][5]</w:t>
+        <w:t>[4-5]</w:t>
       </w:r>
       <w:r>
         <w:t xml:space="preserve">。</w:t>

--- a/基于Spring Cloud的校园兼职平台的设计与实现-4月21.docx
+++ b/基于Spring Cloud的校园兼职平台的设计与实现-4月21.docx
@@ -12176,8 +12176,6 @@
     <w:p>
       <w:pPr>
         <w:pStyle w:val="2"/>
-        <w:ind w:firstLine="480"/>
-        <w:jc w:val="both"/>
       </w:pPr>
       <w:bookmarkStart w:id="15" w:name="_Toc227645125"/>
       <w:r>
@@ -12191,8 +12189,6 @@
     <w:p>
       <w:pPr>
         <w:pStyle w:val="3"/>
-        <w:ind w:firstLine="480"/>
-        <w:jc w:val="both"/>
       </w:pPr>
       <w:bookmarkStart w:id="16" w:name="_Toc227645126"/>
       <w:r>
@@ -12343,8 +12339,6 @@
     <w:p>
       <w:pPr>
         <w:pStyle w:val="3"/>
-        <w:ind w:firstLine="480"/>
-        <w:jc w:val="both"/>
       </w:pPr>
       <w:bookmarkStart w:id="17" w:name="_Toc227645127"/>
       <w:r>
@@ -12436,8 +12430,6 @@
     <w:p>
       <w:pPr>
         <w:pStyle w:val="3"/>
-        <w:ind w:firstLine="480"/>
-        <w:jc w:val="both"/>
       </w:pPr>
       <w:bookmarkStart w:id="18" w:name="_Toc227645128"/>
       <w:r>
@@ -31990,8 +31982,6 @@
     <w:p>
       <w:pPr>
         <w:pStyle w:val="2"/>
-        <w:ind w:firstLine="480"/>
-        <w:jc w:val="both"/>
       </w:pPr>
       <w:bookmarkStart w:id="50" w:name="_Toc227645160"/>
       <w:r>
@@ -32006,8 +31996,6 @@
     <w:p>
       <w:pPr>
         <w:pStyle w:val="3"/>
-        <w:ind w:firstLine="480"/>
-        <w:jc w:val="both"/>
       </w:pPr>
       <w:bookmarkStart w:id="51" w:name="_Toc227645161"/>
       <w:r>
@@ -32775,8 +32763,6 @@
     <w:p>
       <w:pPr>
         <w:pStyle w:val="3"/>
-        <w:ind w:firstLine="480"/>
-        <w:jc w:val="both"/>
       </w:pPr>
       <w:bookmarkStart w:id="52" w:name="_Toc227645162"/>
       <w:r>
@@ -34032,7 +34018,6 @@
       <w:pPr>
         <w:pStyle w:val="1"/>
         <w:spacing w:line="240" w:lineRule="auto"/>
-        <w:jc w:val="center"/>
         <w:rPr>
           <w:sz w:val="40"/>
           <w:szCs w:val="40"/>

--- a/基于Spring Cloud的校园兼职平台的设计与实现-4月21.docx
+++ b/基于Spring Cloud的校园兼职平台的设计与实现-4月21.docx
@@ -25671,7 +25671,7 @@
         <w:lastRenderedPageBreak/>
         <w:drawing>
           <wp:inline distT="0" distB="0" distL="0" distR="0" wp14:anchorId="6A34C234" wp14:editId="050B275A">
-            <wp:extent cx="4732230" cy="7315200"/>
+            <wp:extent cx="4651685" cy="9000000"/>
             <wp:effectExtent l="0" t="0" r="0" b="0"/>
             <wp:docPr id="501" name="Picture501"/>
             <wp:cNvGraphicFramePr/>
@@ -25691,7 +25691,7 @@
                   <pic:spPr>
                     <a:xfrm>
                       <a:off x="0" y="0"/>
-                      <a:ext cx="4732230" cy="7315200"/>
+                      <a:ext cx="4651685" cy="9000000"/>
                     </a:xfrm>
                     <a:prstGeom prst="rect">
                       <a:avLst/>
@@ -26307,7 +26307,7 @@
         <w:lastRenderedPageBreak/>
         <w:drawing>
           <wp:inline distT="0" distB="0" distL="0" distR="0" wp14:anchorId="3AE2F5C6" wp14:editId="6FB2B162">
-            <wp:extent cx="5028275" cy="4764751"/>
+            <wp:extent cx="5040000" cy="4931111"/>
             <wp:effectExtent l="0" t="0" r="1270" b="0"/>
             <wp:docPr id="502" name="Picture502"/>
             <wp:cNvGraphicFramePr/>
@@ -26327,7 +26327,7 @@
                   <pic:spPr>
                     <a:xfrm>
                       <a:off x="0" y="0"/>
-                      <a:ext cx="5048455" cy="4783873"/>
+                      <a:ext cx="5040000" cy="4931111"/>
                     </a:xfrm>
                     <a:prstGeom prst="rect">
                       <a:avLst/>
@@ -27079,7 +27079,7 @@
         </w:rPr>
         <w:drawing>
           <wp:inline distT="0" distB="0" distL="0" distR="0" wp14:anchorId="21F7DC76" wp14:editId="3CF4B2E6">
-            <wp:extent cx="5028503" cy="2385389"/>
+            <wp:extent cx="5040000" cy="2319292"/>
             <wp:effectExtent l="0" t="0" r="1270" b="0"/>
             <wp:docPr id="503" name="Picture503"/>
             <wp:cNvGraphicFramePr/>
@@ -27099,7 +27099,7 @@
                   <pic:spPr>
                     <a:xfrm>
                       <a:off x="0" y="0"/>
-                      <a:ext cx="5048460" cy="2394856"/>
+                      <a:ext cx="5040000" cy="2319292"/>
                     </a:xfrm>
                     <a:prstGeom prst="rect">
                       <a:avLst/>
@@ -27681,7 +27681,7 @@
         </w:rPr>
         <w:drawing>
           <wp:inline distT="0" distB="0" distL="0" distR="0" wp14:anchorId="65DE7038" wp14:editId="2183F3E1">
-            <wp:extent cx="4208358" cy="7315200"/>
+            <wp:extent cx="5040000" cy="8536585"/>
             <wp:effectExtent l="0" t="0" r="0" b="0"/>
             <wp:docPr id="504" name="Picture504"/>
             <wp:cNvGraphicFramePr/>
@@ -27701,7 +27701,7 @@
                   <pic:spPr>
                     <a:xfrm>
                       <a:off x="0" y="0"/>
-                      <a:ext cx="4208358" cy="7315200"/>
+                      <a:ext cx="5040000" cy="8536585"/>
                     </a:xfrm>
                     <a:prstGeom prst="rect">
                       <a:avLst/>
@@ -28042,7 +28042,7 @@
         <w:lastRenderedPageBreak/>
         <w:drawing>
           <wp:inline distT="0" distB="0" distL="0" distR="0" wp14:anchorId="18B7D769" wp14:editId="5FCF8693">
-            <wp:extent cx="5029200" cy="5285910"/>
+            <wp:extent cx="5040000" cy="3030035"/>
             <wp:effectExtent l="0" t="0" r="0" b="0"/>
             <wp:docPr id="505" name="Picture505"/>
             <wp:cNvGraphicFramePr/>
@@ -28062,7 +28062,7 @@
                   <pic:spPr>
                     <a:xfrm>
                       <a:off x="0" y="0"/>
-                      <a:ext cx="5029200" cy="5285910"/>
+                      <a:ext cx="5040000" cy="3030035"/>
                     </a:xfrm>
                     <a:prstGeom prst="rect">
                       <a:avLst/>
@@ -28748,7 +28748,7 @@
         </w:rPr>
         <w:drawing>
           <wp:inline distT="0" distB="0" distL="0" distR="0" wp14:anchorId="32EF239A" wp14:editId="3D409CED">
-            <wp:extent cx="5026912" cy="2923242"/>
+            <wp:extent cx="5040000" cy="2740500"/>
             <wp:effectExtent l="0" t="0" r="2540" b="0"/>
             <wp:docPr id="506" name="Picture506"/>
             <wp:cNvGraphicFramePr/>
@@ -28768,7 +28768,7 @@
                   <pic:spPr>
                     <a:xfrm>
                       <a:off x="0" y="0"/>
-                      <a:ext cx="5051748" cy="2937685"/>
+                      <a:ext cx="5040000" cy="2740500"/>
                     </a:xfrm>
                     <a:prstGeom prst="rect">
                       <a:avLst/>
@@ -29641,7 +29641,7 @@
         <w:lastRenderedPageBreak/>
         <w:drawing>
           <wp:inline distT="0" distB="0" distL="0" distR="0" wp14:anchorId="5461D3D8" wp14:editId="64AF4EC1">
-            <wp:extent cx="3756352" cy="6255538"/>
+            <wp:extent cx="4883823" cy="9000000"/>
             <wp:effectExtent l="0" t="0" r="0" b="0"/>
             <wp:docPr id="507" name="Picture507"/>
             <wp:cNvGraphicFramePr/>
@@ -29661,7 +29661,7 @@
                   <pic:spPr>
                     <a:xfrm>
                       <a:off x="0" y="0"/>
-                      <a:ext cx="3763608" cy="6267621"/>
+                      <a:ext cx="4883823" cy="9000000"/>
                     </a:xfrm>
                     <a:prstGeom prst="rect">
                       <a:avLst/>
